--- a/makale/QuakeMind_Makale_Taslak_2026-09-16_sekillieklendi_v3(1).docx
+++ b/makale/QuakeMind_Makale_Taslak_2026-09-16_sekillieklendi_v3(1).docx
@@ -36823,7 +36823,7 @@
         <w:t>raporlanan bölütleme karşılaştırması açık KATE-CD [56] ve MEDBFS [57] kümeleri üzerinde, görev tabanlı değerlendirme ise Help.NGO ortofotoları [64] üzerinde ölçülmüştür;</w:t>
       </w:r>
       <w:r>
-        <w:t xml:space="preserve"> çalışma anında kullanılan Google karoları ayrı bir lisans rejimine tabidir ve bu koşum sonuçlarının bir parçası değildir. Bölüm 3.6'daki Türkçe metin sınıflandırması özel (private) bir küme kullanmaktadır: deprem-private/intent_test_v13_anonymized (HuggingFace, 2 028 kayıt; künye ve bölme ayrıntıları Bölüm 3.6'da verilmiştir). Bu küme, yukarıdaki açık kaynakların aksine kamuya açık değildir; erişim HuggingFace üzerinden kimlik doğrulamalı bir belirteç (HF_TOKEN) gerektirmektedir ve şu an genel erişime kapalıdır [ERİŞİM POLİTİKASI KARARLAŞTIRILACAK — açık/istek üzerine/kapalı].</w:t>
+        <w:t xml:space="preserve"> çalışma anında kullanılan Google karoları ayrı bir lisans rejimine tabidir ve bu koşum sonuçlarının bir parçası değildir. Bölüm 3.6'daki Türkçe metin sınıflandırması özel (private) bir küme kullanmaktadır: deprem-private/intent_test_v13_anonymized (HuggingFace, 2 028 kayıt; künye ve bölme ayrıntıları Bölüm 3.6'da verilmiştir). Bu küme, yukarıdaki açık kaynakların aksine kamuya açık değildir; erişim HuggingFace üzerinden kimlik doğrulamalı bir belirteç (HF_TOKEN) gerektirmektedir ve araştırma amaçlı olarak, sorumlu yazara yapılacak makul bir başvuru üzerine (istek üzerine) erişime açıktır.</w:t>
       </w:r>
     </w:p>
     <w:p>
